--- a/docs/resume/amit-dixit.docx
+++ b/docs/resume/amit-dixit.docx
@@ -152,17 +152,8 @@
                   <w:rStyle w:val="Hyperlink"/>
                   <w:sz w:val="18"/>
                 </w:rPr>
-                <w:t>linkedin.com/in/</w:t>
+                <w:t>linkedin.com/in/inbravo</w:t>
               </w:r>
-              <w:proofErr w:type="spellStart"/>
-              <w:r>
-                <w:rPr>
-                  <w:rStyle w:val="Hyperlink"/>
-                  <w:sz w:val="18"/>
-                </w:rPr>
-                <w:t>inbravo</w:t>
-              </w:r>
-              <w:proofErr w:type="spellEnd"/>
             </w:hyperlink>
             <w:r>
               <w:rPr>
@@ -352,85 +343,21 @@
                 <w:color w:val="2C2C2C"/>
                 <w:sz w:val="18"/>
               </w:rPr>
-              <w:t xml:space="preserve">Customer </w:t>
-            </w:r>
-            <w:proofErr w:type="gramStart"/>
-            <w:r>
-              <w:rPr>
-                <w:color w:val="2C2C2C"/>
-                <w:sz w:val="18"/>
-              </w:rPr>
-              <w:t>Facing  ·</w:t>
-            </w:r>
-            <w:proofErr w:type="gramEnd"/>
-            <w:r>
-              <w:rPr>
-                <w:color w:val="2C2C2C"/>
-                <w:sz w:val="18"/>
-              </w:rPr>
-              <w:t xml:space="preserve">  Legacy Estate </w:t>
-            </w:r>
-            <w:proofErr w:type="gramStart"/>
-            <w:r>
-              <w:rPr>
-                <w:color w:val="2C2C2C"/>
-                <w:sz w:val="18"/>
-              </w:rPr>
-              <w:t>Exit</w:t>
+              <w:t>Customer Facing  ·  Legacy Estate Exit</w:t>
             </w:r>
             <w:r>
               <w:rPr>
                 <w:color w:val="2C2C2C"/>
                 <w:sz w:val="18"/>
               </w:rPr>
-              <w:t xml:space="preserve">  ·</w:t>
-            </w:r>
-            <w:proofErr w:type="gramEnd"/>
-            <w:r>
-              <w:rPr>
-                <w:color w:val="2C2C2C"/>
-                <w:sz w:val="18"/>
-              </w:rPr>
-              <w:t xml:space="preserve">  Cloud </w:t>
-            </w:r>
-            <w:proofErr w:type="gramStart"/>
-            <w:r>
-              <w:rPr>
-                <w:color w:val="2C2C2C"/>
-                <w:sz w:val="18"/>
-              </w:rPr>
-              <w:t>Migration</w:t>
+              <w:t xml:space="preserve">  ·  Cloud Migration</w:t>
             </w:r>
             <w:r>
               <w:rPr>
                 <w:color w:val="2C2C2C"/>
                 <w:sz w:val="18"/>
               </w:rPr>
-              <w:t xml:space="preserve">  ·</w:t>
-            </w:r>
-            <w:proofErr w:type="gramEnd"/>
-            <w:r>
-              <w:rPr>
-                <w:color w:val="2C2C2C"/>
-                <w:sz w:val="18"/>
-              </w:rPr>
-              <w:t xml:space="preserve">  Agentic AI &amp; </w:t>
-            </w:r>
-            <w:proofErr w:type="gramStart"/>
-            <w:r>
-              <w:rPr>
-                <w:color w:val="2C2C2C"/>
-                <w:sz w:val="18"/>
-              </w:rPr>
-              <w:t>RAGOps  ·</w:t>
-            </w:r>
-            <w:proofErr w:type="gramEnd"/>
-            <w:r>
-              <w:rPr>
-                <w:color w:val="2C2C2C"/>
-                <w:sz w:val="18"/>
-              </w:rPr>
-              <w:t xml:space="preserve">  RegTech (BCBS 239 · SFDR</w:t>
+              <w:t xml:space="preserve">  ·  Agentic AI &amp; RAGOps  ·  RegTech (BCBS 239 · SFDR</w:t>
             </w:r>
             <w:r>
               <w:rPr>
@@ -501,25 +428,8 @@
                 <w:color w:val="2C2C2C"/>
                 <w:sz w:val="18"/>
               </w:rPr>
-              <w:t xml:space="preserve">Tier-1 European </w:t>
+              <w:t xml:space="preserve">Tier-1 European Banks  ·  Regulated </w:t>
             </w:r>
-            <w:proofErr w:type="gramStart"/>
-            <w:r>
-              <w:rPr>
-                <w:color w:val="2C2C2C"/>
-                <w:sz w:val="18"/>
-              </w:rPr>
-              <w:t>Banks  ·</w:t>
-            </w:r>
-            <w:proofErr w:type="gramEnd"/>
-            <w:r>
-              <w:rPr>
-                <w:color w:val="2C2C2C"/>
-                <w:sz w:val="18"/>
-              </w:rPr>
-              <w:t xml:space="preserve">  Regulated </w:t>
-            </w:r>
-            <w:proofErr w:type="gramStart"/>
             <w:r>
               <w:rPr>
                 <w:color w:val="2C2C2C"/>
@@ -532,47 +442,7 @@
                 <w:color w:val="2C2C2C"/>
                 <w:sz w:val="18"/>
               </w:rPr>
-              <w:t xml:space="preserve">  ·</w:t>
-            </w:r>
-            <w:proofErr w:type="gramEnd"/>
-            <w:r>
-              <w:rPr>
-                <w:color w:val="2C2C2C"/>
-                <w:sz w:val="18"/>
-              </w:rPr>
-              <w:t xml:space="preserve">  </w:t>
-            </w:r>
-            <w:proofErr w:type="gramStart"/>
-            <w:r>
-              <w:rPr>
-                <w:color w:val="2C2C2C"/>
-                <w:sz w:val="18"/>
-              </w:rPr>
-              <w:t>AWS  ·</w:t>
-            </w:r>
-            <w:proofErr w:type="gramEnd"/>
-            <w:r>
-              <w:rPr>
-                <w:color w:val="2C2C2C"/>
-                <w:sz w:val="18"/>
-              </w:rPr>
-              <w:t xml:space="preserve">  </w:t>
-            </w:r>
-            <w:proofErr w:type="gramStart"/>
-            <w:r>
-              <w:rPr>
-                <w:color w:val="2C2C2C"/>
-                <w:sz w:val="18"/>
-              </w:rPr>
-              <w:t>Databricks  ·</w:t>
-            </w:r>
-            <w:proofErr w:type="gramEnd"/>
-            <w:r>
-              <w:rPr>
-                <w:color w:val="2C2C2C"/>
-                <w:sz w:val="18"/>
-              </w:rPr>
-              <w:t xml:space="preserve">  Snowflake</w:t>
+              <w:t xml:space="preserve">  ·  AWS  ·  Databricks  ·  Snowflake</w:t>
             </w:r>
           </w:p>
         </w:tc>
@@ -643,62 +513,14 @@
                 <w:color w:val="2C2C2C"/>
                 <w:sz w:val="18"/>
               </w:rPr>
-              <w:t xml:space="preserve"> via </w:t>
-            </w:r>
-            <w:proofErr w:type="gramStart"/>
-            <w:r>
-              <w:rPr>
-                <w:color w:val="2C2C2C"/>
-                <w:sz w:val="18"/>
-              </w:rPr>
-              <w:t>AI</w:t>
+              <w:t xml:space="preserve"> via AI</w:t>
             </w:r>
             <w:r>
               <w:rPr>
                 <w:color w:val="2C2C2C"/>
                 <w:sz w:val="18"/>
               </w:rPr>
-              <w:t xml:space="preserve">  ·</w:t>
-            </w:r>
-            <w:proofErr w:type="gramEnd"/>
-            <w:r>
-              <w:rPr>
-                <w:color w:val="2C2C2C"/>
-                <w:sz w:val="18"/>
-              </w:rPr>
-              <w:t xml:space="preserve">  Forward-</w:t>
-            </w:r>
-            <w:proofErr w:type="gramStart"/>
-            <w:r>
-              <w:rPr>
-                <w:color w:val="2C2C2C"/>
-                <w:sz w:val="18"/>
-              </w:rPr>
-              <w:t>Deploy  ·</w:t>
-            </w:r>
-            <w:proofErr w:type="gramEnd"/>
-            <w:r>
-              <w:rPr>
-                <w:color w:val="2C2C2C"/>
-                <w:sz w:val="18"/>
-              </w:rPr>
-              <w:t xml:space="preserve">  Context </w:t>
-            </w:r>
-            <w:proofErr w:type="gramStart"/>
-            <w:r>
-              <w:rPr>
-                <w:color w:val="2C2C2C"/>
-                <w:sz w:val="18"/>
-              </w:rPr>
-              <w:t>Engineering  ·</w:t>
-            </w:r>
-            <w:proofErr w:type="gramEnd"/>
-            <w:r>
-              <w:rPr>
-                <w:color w:val="2C2C2C"/>
-                <w:sz w:val="18"/>
-              </w:rPr>
-              <w:t xml:space="preserve">  Partner</w:t>
+              <w:t xml:space="preserve">  ·  Forward-Deploy  ·  Context Engineering  ·  Partner</w:t>
             </w:r>
             <w:r>
               <w:rPr>
@@ -719,15 +541,7 @@
                 <w:color w:val="2C2C2C"/>
                 <w:sz w:val="18"/>
               </w:rPr>
-              <w:t xml:space="preserve"> </w:t>
-            </w:r>
-            <w:proofErr w:type="gramStart"/>
-            <w:r>
-              <w:rPr>
-                <w:color w:val="2C2C2C"/>
-                <w:sz w:val="18"/>
-              </w:rPr>
-              <w:t>Upli</w:t>
+              <w:t xml:space="preserve"> Upli</w:t>
             </w:r>
             <w:r>
               <w:rPr>
@@ -748,15 +562,7 @@
                 <w:color w:val="2C2C2C"/>
                 <w:sz w:val="18"/>
               </w:rPr>
-              <w:t xml:space="preserve">  ·</w:t>
-            </w:r>
-            <w:proofErr w:type="gramEnd"/>
-            <w:r>
-              <w:rPr>
-                <w:color w:val="2C2C2C"/>
-                <w:sz w:val="18"/>
-              </w:rPr>
-              <w:t xml:space="preserve">  Insight-Led Proposals</w:t>
+              <w:t xml:space="preserve">  ·  Insight-Led Proposals</w:t>
             </w:r>
           </w:p>
         </w:tc>
@@ -820,55 +626,7 @@
                 <w:color w:val="2C2C2C"/>
                 <w:sz w:val="18"/>
               </w:rPr>
-              <w:t xml:space="preserve">Semantic-First </w:t>
-            </w:r>
-            <w:proofErr w:type="gramStart"/>
-            <w:r>
-              <w:rPr>
-                <w:color w:val="2C2C2C"/>
-                <w:sz w:val="18"/>
-              </w:rPr>
-              <w:t>Architecture  ·</w:t>
-            </w:r>
-            <w:proofErr w:type="gramEnd"/>
-            <w:r>
-              <w:rPr>
-                <w:color w:val="2C2C2C"/>
-                <w:sz w:val="18"/>
-              </w:rPr>
-              <w:t xml:space="preserve">  Technical </w:t>
-            </w:r>
-            <w:proofErr w:type="gramStart"/>
-            <w:r>
-              <w:rPr>
-                <w:color w:val="2C2C2C"/>
-                <w:sz w:val="18"/>
-              </w:rPr>
-              <w:t>Storytelling  ·</w:t>
-            </w:r>
-            <w:proofErr w:type="gramEnd"/>
-            <w:r>
-              <w:rPr>
-                <w:color w:val="2C2C2C"/>
-                <w:sz w:val="18"/>
-              </w:rPr>
-              <w:t xml:space="preserve">  Presales Content &amp; </w:t>
-            </w:r>
-            <w:proofErr w:type="gramStart"/>
-            <w:r>
-              <w:rPr>
-                <w:color w:val="2C2C2C"/>
-                <w:sz w:val="18"/>
-              </w:rPr>
-              <w:t>Messaging  ·</w:t>
-            </w:r>
-            <w:proofErr w:type="gramEnd"/>
-            <w:r>
-              <w:rPr>
-                <w:color w:val="2C2C2C"/>
-                <w:sz w:val="18"/>
-              </w:rPr>
-              <w:t xml:space="preserve">  </w:t>
+              <w:t xml:space="preserve">Semantic-First Architecture  ·  Technical Storytelling  ·  Presales Content &amp; Messaging  ·  </w:t>
             </w:r>
             <w:r>
               <w:rPr>
@@ -1025,56 +783,21 @@
                 <w:color w:val="0A1628"/>
                 <w:sz w:val="18"/>
               </w:rPr>
-              <w:t xml:space="preserve">·   </w:t>
+              <w:t>·   Presales</w:t>
             </w:r>
             <w:r>
               <w:rPr>
                 <w:color w:val="0A1628"/>
                 <w:sz w:val="18"/>
               </w:rPr>
-              <w:t>Deal Coalition</w:t>
+              <w:t xml:space="preserve"> &amp; Growth</w:t>
             </w:r>
             <w:r>
               <w:rPr>
                 <w:color w:val="0A1628"/>
                 <w:sz w:val="18"/>
               </w:rPr>
-              <w:t xml:space="preserve"> </w:t>
-            </w:r>
-            <w:r>
-              <w:rPr>
-                <w:color w:val="0A1628"/>
-                <w:sz w:val="18"/>
-              </w:rPr>
-              <w:t xml:space="preserve"> </w:t>
-            </w:r>
-            <w:r>
-              <w:rPr>
-                <w:color w:val="0A1628"/>
-                <w:sz w:val="18"/>
-              </w:rPr>
-              <w:t xml:space="preserve"> </w:t>
-            </w:r>
-            <w:r>
-              <w:rPr>
-                <w:color w:val="0A1628"/>
-                <w:sz w:val="18"/>
-              </w:rPr>
-              <w:t xml:space="preserve">·  </w:t>
-            </w:r>
-            <w:r>
-              <w:rPr>
-                <w:color w:val="0A1628"/>
-                <w:sz w:val="18"/>
-              </w:rPr>
-              <w:t xml:space="preserve"> </w:t>
-            </w:r>
-            <w:r>
-              <w:rPr>
-                <w:color w:val="0A1628"/>
-                <w:sz w:val="18"/>
-              </w:rPr>
-              <w:t>Presales Leadership</w:t>
+              <w:t xml:space="preserve"> Leadership</w:t>
             </w:r>
             <w:r>
               <w:rPr>
@@ -1293,7 +1016,19 @@
               <w:rPr>
                 <w:color w:val="555555"/>
               </w:rPr>
-              <w:t xml:space="preserve"> Presales   ·   </w:t>
+              <w:t xml:space="preserve"> Presales</w:t>
+            </w:r>
+            <w:r>
+              <w:rPr>
+                <w:color w:val="555555"/>
+              </w:rPr>
+              <w:t xml:space="preserve"> &amp; Growth</w:t>
+            </w:r>
+            <w:r>
+              <w:rPr>
+                <w:color w:val="555555"/>
+              </w:rPr>
+              <w:t xml:space="preserve">   ·   </w:t>
             </w:r>
             <w:r>
               <w:rPr>
@@ -1314,6 +1049,10 @@
       <w:pPr>
         <w:spacing w:before="40" w:after="40"/>
         <w:ind w:left="216"/>
+        <w:rPr>
+          <w:color w:val="2C2C2C"/>
+          <w:sz w:val="19"/>
+        </w:rPr>
       </w:pPr>
       <w:r>
         <w:rPr>
@@ -1329,6 +1068,32 @@
           <w:sz w:val="19"/>
         </w:rPr>
         <w:t>Lead EMEA presales across cloud modernisation, data engineering, and Agentic AI; built and mentor a presales team of 3 FTE across proposal, solutioning, and GTM functions</w:t>
+      </w:r>
+    </w:p>
+    <w:p>
+      <w:pPr>
+        <w:spacing w:before="40" w:after="40"/>
+        <w:ind w:left="216"/>
+        <w:rPr>
+          <w:color w:val="2C2C2C"/>
+          <w:sz w:val="19"/>
+        </w:rPr>
+      </w:pPr>
+      <w:r>
+        <w:rPr>
+          <w:rFonts w:ascii="Segoe UI Symbol" w:hAnsi="Segoe UI Symbol" w:cs="Segoe UI Symbol"/>
+        </w:rPr>
+        <w:t>▸</w:t>
+      </w:r>
+      <w:r>
+        <w:t xml:space="preserve">  </w:t>
+      </w:r>
+      <w:r>
+        <w:rPr>
+          <w:color w:val="2C2C2C"/>
+          <w:sz w:val="19"/>
+        </w:rPr>
+        <w:t>Founding leader of Impetus’ Context Engineering offering—shaping the proposition from research and thought leadership through board-level positioning, partner ecosystem development, prospect storytelling, and delivery leadership</w:t>
       </w:r>
     </w:p>
     <w:p>
@@ -1357,7 +1122,6 @@
         <w:spacing w:before="40" w:after="40"/>
         <w:ind w:left="216"/>
       </w:pPr>
-      <w:proofErr w:type="gramStart"/>
       <w:r>
         <w:rPr>
           <w:b/>
@@ -1371,15 +1135,7 @@
           <w:color w:val="2C2C2C"/>
           <w:sz w:val="19"/>
         </w:rPr>
-        <w:t>Delivered</w:t>
-      </w:r>
-      <w:proofErr w:type="gramEnd"/>
-      <w:r>
-        <w:rPr>
-          <w:color w:val="2C2C2C"/>
-          <w:sz w:val="19"/>
-        </w:rPr>
-        <w:t xml:space="preserve"> marquee wins at Barclays (BCBS 239 · Netezza/Informatica → Databricks · data lineage), Danske Bank (SAS/Mainframe → Databricks), and Swisscom (Teradata/Informatica modernisation)</w:t>
+        <w:t>Delivered marquee wins at Barclays (BCBS 239 · Netezza/Informatica → Databricks · data lineage), Danske Bank (SAS/Mainframe → Databricks), and Swisscom (Teradata/Informatica modernisation)</w:t>
       </w:r>
       <w:r>
         <w:rPr>
@@ -1879,6 +1635,7 @@
                 <w:b/>
                 <w:color w:val="0A1628"/>
               </w:rPr>
+              <w:lastRenderedPageBreak/>
               <w:t>SKILLS</w:t>
             </w:r>
           </w:p>
@@ -1912,7 +1669,6 @@
                 <w:color w:val="0A1628"/>
                 <w:sz w:val="18"/>
               </w:rPr>
-              <w:lastRenderedPageBreak/>
               <w:t>Legacy Modernisation</w:t>
             </w:r>
           </w:p>

--- a/docs/resume/amit-dixit.docx
+++ b/docs/resume/amit-dixit.docx
@@ -343,21 +343,85 @@
                 <w:color w:val="2C2C2C"/>
                 <w:sz w:val="18"/>
               </w:rPr>
-              <w:t>Customer Facing  ·  Legacy Estate Exit</w:t>
+              <w:t xml:space="preserve">Customer </w:t>
+            </w:r>
+            <w:proofErr w:type="gramStart"/>
+            <w:r>
+              <w:rPr>
+                <w:color w:val="2C2C2C"/>
+                <w:sz w:val="18"/>
+              </w:rPr>
+              <w:t>Facing  ·</w:t>
+            </w:r>
+            <w:proofErr w:type="gramEnd"/>
+            <w:r>
+              <w:rPr>
+                <w:color w:val="2C2C2C"/>
+                <w:sz w:val="18"/>
+              </w:rPr>
+              <w:t xml:space="preserve">  Legacy Estate </w:t>
+            </w:r>
+            <w:proofErr w:type="gramStart"/>
+            <w:r>
+              <w:rPr>
+                <w:color w:val="2C2C2C"/>
+                <w:sz w:val="18"/>
+              </w:rPr>
+              <w:t>Exit</w:t>
             </w:r>
             <w:r>
               <w:rPr>
                 <w:color w:val="2C2C2C"/>
                 <w:sz w:val="18"/>
               </w:rPr>
-              <w:t xml:space="preserve">  ·  Cloud Migration</w:t>
+              <w:t xml:space="preserve">  ·</w:t>
+            </w:r>
+            <w:proofErr w:type="gramEnd"/>
+            <w:r>
+              <w:rPr>
+                <w:color w:val="2C2C2C"/>
+                <w:sz w:val="18"/>
+              </w:rPr>
+              <w:t xml:space="preserve">  Cloud </w:t>
+            </w:r>
+            <w:proofErr w:type="gramStart"/>
+            <w:r>
+              <w:rPr>
+                <w:color w:val="2C2C2C"/>
+                <w:sz w:val="18"/>
+              </w:rPr>
+              <w:t>Migration</w:t>
             </w:r>
             <w:r>
               <w:rPr>
                 <w:color w:val="2C2C2C"/>
                 <w:sz w:val="18"/>
               </w:rPr>
-              <w:t xml:space="preserve">  ·  Agentic AI &amp; RAGOps  ·  RegTech (BCBS 239 · SFDR</w:t>
+              <w:t xml:space="preserve">  ·</w:t>
+            </w:r>
+            <w:proofErr w:type="gramEnd"/>
+            <w:r>
+              <w:rPr>
+                <w:color w:val="2C2C2C"/>
+                <w:sz w:val="18"/>
+              </w:rPr>
+              <w:t xml:space="preserve">  Agentic AI &amp; </w:t>
+            </w:r>
+            <w:proofErr w:type="gramStart"/>
+            <w:r>
+              <w:rPr>
+                <w:color w:val="2C2C2C"/>
+                <w:sz w:val="18"/>
+              </w:rPr>
+              <w:t>RAGOps  ·</w:t>
+            </w:r>
+            <w:proofErr w:type="gramEnd"/>
+            <w:r>
+              <w:rPr>
+                <w:color w:val="2C2C2C"/>
+                <w:sz w:val="18"/>
+              </w:rPr>
+              <w:t xml:space="preserve">  RegTech (BCBS 239 · SFDR</w:t>
             </w:r>
             <w:r>
               <w:rPr>
@@ -428,8 +492,25 @@
                 <w:color w:val="2C2C2C"/>
                 <w:sz w:val="18"/>
               </w:rPr>
-              <w:t xml:space="preserve">Tier-1 European Banks  ·  Regulated </w:t>
+              <w:t xml:space="preserve">Tier-1 European </w:t>
             </w:r>
+            <w:proofErr w:type="gramStart"/>
+            <w:r>
+              <w:rPr>
+                <w:color w:val="2C2C2C"/>
+                <w:sz w:val="18"/>
+              </w:rPr>
+              <w:t>Banks  ·</w:t>
+            </w:r>
+            <w:proofErr w:type="gramEnd"/>
+            <w:r>
+              <w:rPr>
+                <w:color w:val="2C2C2C"/>
+                <w:sz w:val="18"/>
+              </w:rPr>
+              <w:t xml:space="preserve">  Regulated </w:t>
+            </w:r>
+            <w:proofErr w:type="gramStart"/>
             <w:r>
               <w:rPr>
                 <w:color w:val="2C2C2C"/>
@@ -442,7 +523,47 @@
                 <w:color w:val="2C2C2C"/>
                 <w:sz w:val="18"/>
               </w:rPr>
-              <w:t xml:space="preserve">  ·  AWS  ·  Databricks  ·  Snowflake</w:t>
+              <w:t xml:space="preserve">  ·</w:t>
+            </w:r>
+            <w:proofErr w:type="gramEnd"/>
+            <w:r>
+              <w:rPr>
+                <w:color w:val="2C2C2C"/>
+                <w:sz w:val="18"/>
+              </w:rPr>
+              <w:t xml:space="preserve">  </w:t>
+            </w:r>
+            <w:proofErr w:type="gramStart"/>
+            <w:r>
+              <w:rPr>
+                <w:color w:val="2C2C2C"/>
+                <w:sz w:val="18"/>
+              </w:rPr>
+              <w:t>AWS  ·</w:t>
+            </w:r>
+            <w:proofErr w:type="gramEnd"/>
+            <w:r>
+              <w:rPr>
+                <w:color w:val="2C2C2C"/>
+                <w:sz w:val="18"/>
+              </w:rPr>
+              <w:t xml:space="preserve">  </w:t>
+            </w:r>
+            <w:proofErr w:type="gramStart"/>
+            <w:r>
+              <w:rPr>
+                <w:color w:val="2C2C2C"/>
+                <w:sz w:val="18"/>
+              </w:rPr>
+              <w:t>Databricks  ·</w:t>
+            </w:r>
+            <w:proofErr w:type="gramEnd"/>
+            <w:r>
+              <w:rPr>
+                <w:color w:val="2C2C2C"/>
+                <w:sz w:val="18"/>
+              </w:rPr>
+              <w:t xml:space="preserve">  Snowflake</w:t>
             </w:r>
           </w:p>
         </w:tc>
@@ -513,14 +634,62 @@
                 <w:color w:val="2C2C2C"/>
                 <w:sz w:val="18"/>
               </w:rPr>
-              <w:t xml:space="preserve"> via AI</w:t>
+              <w:t xml:space="preserve"> via </w:t>
+            </w:r>
+            <w:proofErr w:type="gramStart"/>
+            <w:r>
+              <w:rPr>
+                <w:color w:val="2C2C2C"/>
+                <w:sz w:val="18"/>
+              </w:rPr>
+              <w:t>AI</w:t>
             </w:r>
             <w:r>
               <w:rPr>
                 <w:color w:val="2C2C2C"/>
                 <w:sz w:val="18"/>
               </w:rPr>
-              <w:t xml:space="preserve">  ·  Forward-Deploy  ·  Context Engineering  ·  Partner</w:t>
+              <w:t xml:space="preserve">  ·</w:t>
+            </w:r>
+            <w:proofErr w:type="gramEnd"/>
+            <w:r>
+              <w:rPr>
+                <w:color w:val="2C2C2C"/>
+                <w:sz w:val="18"/>
+              </w:rPr>
+              <w:t xml:space="preserve">  Forward-</w:t>
+            </w:r>
+            <w:proofErr w:type="gramStart"/>
+            <w:r>
+              <w:rPr>
+                <w:color w:val="2C2C2C"/>
+                <w:sz w:val="18"/>
+              </w:rPr>
+              <w:t>Deploy  ·</w:t>
+            </w:r>
+            <w:proofErr w:type="gramEnd"/>
+            <w:r>
+              <w:rPr>
+                <w:color w:val="2C2C2C"/>
+                <w:sz w:val="18"/>
+              </w:rPr>
+              <w:t xml:space="preserve">  Context </w:t>
+            </w:r>
+            <w:proofErr w:type="gramStart"/>
+            <w:r>
+              <w:rPr>
+                <w:color w:val="2C2C2C"/>
+                <w:sz w:val="18"/>
+              </w:rPr>
+              <w:t>Engineering  ·</w:t>
+            </w:r>
+            <w:proofErr w:type="gramEnd"/>
+            <w:r>
+              <w:rPr>
+                <w:color w:val="2C2C2C"/>
+                <w:sz w:val="18"/>
+              </w:rPr>
+              <w:t xml:space="preserve">  Partner</w:t>
             </w:r>
             <w:r>
               <w:rPr>
@@ -541,7 +710,15 @@
                 <w:color w:val="2C2C2C"/>
                 <w:sz w:val="18"/>
               </w:rPr>
-              <w:t xml:space="preserve"> Upli</w:t>
+              <w:t xml:space="preserve"> </w:t>
+            </w:r>
+            <w:proofErr w:type="gramStart"/>
+            <w:r>
+              <w:rPr>
+                <w:color w:val="2C2C2C"/>
+                <w:sz w:val="18"/>
+              </w:rPr>
+              <w:t>Upli</w:t>
             </w:r>
             <w:r>
               <w:rPr>
@@ -562,7 +739,15 @@
                 <w:color w:val="2C2C2C"/>
                 <w:sz w:val="18"/>
               </w:rPr>
-              <w:t xml:space="preserve">  ·  Insight-Led Proposals</w:t>
+              <w:t xml:space="preserve">  ·</w:t>
+            </w:r>
+            <w:proofErr w:type="gramEnd"/>
+            <w:r>
+              <w:rPr>
+                <w:color w:val="2C2C2C"/>
+                <w:sz w:val="18"/>
+              </w:rPr>
+              <w:t xml:space="preserve">  Insight-Led Proposals</w:t>
             </w:r>
           </w:p>
         </w:tc>
@@ -626,7 +811,55 @@
                 <w:color w:val="2C2C2C"/>
                 <w:sz w:val="18"/>
               </w:rPr>
-              <w:t xml:space="preserve">Semantic-First Architecture  ·  Technical Storytelling  ·  Presales Content &amp; Messaging  ·  </w:t>
+              <w:t xml:space="preserve">Semantic-First </w:t>
+            </w:r>
+            <w:proofErr w:type="gramStart"/>
+            <w:r>
+              <w:rPr>
+                <w:color w:val="2C2C2C"/>
+                <w:sz w:val="18"/>
+              </w:rPr>
+              <w:t>Architecture  ·</w:t>
+            </w:r>
+            <w:proofErr w:type="gramEnd"/>
+            <w:r>
+              <w:rPr>
+                <w:color w:val="2C2C2C"/>
+                <w:sz w:val="18"/>
+              </w:rPr>
+              <w:t xml:space="preserve">  Technical </w:t>
+            </w:r>
+            <w:proofErr w:type="gramStart"/>
+            <w:r>
+              <w:rPr>
+                <w:color w:val="2C2C2C"/>
+                <w:sz w:val="18"/>
+              </w:rPr>
+              <w:t>Storytelling  ·</w:t>
+            </w:r>
+            <w:proofErr w:type="gramEnd"/>
+            <w:r>
+              <w:rPr>
+                <w:color w:val="2C2C2C"/>
+                <w:sz w:val="18"/>
+              </w:rPr>
+              <w:t xml:space="preserve">  Presales Content &amp; </w:t>
+            </w:r>
+            <w:proofErr w:type="gramStart"/>
+            <w:r>
+              <w:rPr>
+                <w:color w:val="2C2C2C"/>
+                <w:sz w:val="18"/>
+              </w:rPr>
+              <w:t>Messaging  ·</w:t>
+            </w:r>
+            <w:proofErr w:type="gramEnd"/>
+            <w:r>
+              <w:rPr>
+                <w:color w:val="2C2C2C"/>
+                <w:sz w:val="18"/>
+              </w:rPr>
+              <w:t xml:space="preserve">  </w:t>
             </w:r>
             <w:r>
               <w:rPr>
@@ -811,7 +1044,21 @@
                 <w:color w:val="0A1628"/>
                 <w:sz w:val="18"/>
               </w:rPr>
-              <w:t xml:space="preserve">Market &amp; Partner Alignment   </w:t>
+              <w:t xml:space="preserve">Market &amp; Partner </w:t>
+            </w:r>
+            <w:r>
+              <w:rPr>
+                <w:color w:val="0A1628"/>
+                <w:sz w:val="18"/>
+              </w:rPr>
+              <w:t>Positioning</w:t>
+            </w:r>
+            <w:r>
+              <w:rPr>
+                <w:color w:val="0A1628"/>
+                <w:sz w:val="18"/>
+              </w:rPr>
+              <w:t xml:space="preserve">   </w:t>
             </w:r>
             <w:r>
               <w:rPr>
@@ -1054,6 +1301,7 @@
           <w:sz w:val="19"/>
         </w:rPr>
       </w:pPr>
+      <w:proofErr w:type="gramStart"/>
       <w:r>
         <w:rPr>
           <w:b/>
@@ -1067,7 +1315,15 @@
           <w:color w:val="2C2C2C"/>
           <w:sz w:val="19"/>
         </w:rPr>
-        <w:t>Lead EMEA presales across cloud modernisation, data engineering, and Agentic AI; built and mentor a presales team of 3 FTE across proposal, solutioning, and GTM functions</w:t>
+        <w:t>Lead</w:t>
+      </w:r>
+      <w:proofErr w:type="gramEnd"/>
+      <w:r>
+        <w:rPr>
+          <w:color w:val="2C2C2C"/>
+          <w:sz w:val="19"/>
+        </w:rPr>
+        <w:t xml:space="preserve"> EMEA presales across cloud modernisation, data engineering, and Agentic AI; built and mentor a presales team of 3 FTE across proposal, solutioning, and GTM functions</w:t>
       </w:r>
     </w:p>
     <w:p>
@@ -1079,6 +1335,7 @@
           <w:sz w:val="19"/>
         </w:rPr>
       </w:pPr>
+      <w:proofErr w:type="gramStart"/>
       <w:r>
         <w:rPr>
           <w:rFonts w:ascii="Segoe UI Symbol" w:hAnsi="Segoe UI Symbol" w:cs="Segoe UI Symbol"/>
@@ -1093,7 +1350,15 @@
           <w:color w:val="2C2C2C"/>
           <w:sz w:val="19"/>
         </w:rPr>
-        <w:t>Founding leader of Impetus’ Context Engineering offering—shaping the proposition from research and thought leadership through board-level positioning, partner ecosystem development, prospect storytelling, and delivery leadership</w:t>
+        <w:t>Founding</w:t>
+      </w:r>
+      <w:proofErr w:type="gramEnd"/>
+      <w:r>
+        <w:rPr>
+          <w:color w:val="2C2C2C"/>
+          <w:sz w:val="19"/>
+        </w:rPr>
+        <w:t xml:space="preserve"> leader of Impetus’ Context Engineering offering—shaping the proposition from research and thought leadership through board-level positioning, partner ecosystem development, prospect storytelling, and delivery leadership</w:t>
       </w:r>
     </w:p>
     <w:p>
@@ -1101,6 +1366,7 @@
         <w:spacing w:before="40" w:after="40"/>
         <w:ind w:left="216"/>
       </w:pPr>
+      <w:proofErr w:type="gramStart"/>
       <w:r>
         <w:rPr>
           <w:b/>
@@ -1114,7 +1380,15 @@
           <w:color w:val="2C2C2C"/>
           <w:sz w:val="19"/>
         </w:rPr>
-        <w:t>Closed $12M in new business over 30 months with $4M recurring revenue pipeline across cloud migration and data modernisation engagements</w:t>
+        <w:t>Closed</w:t>
+      </w:r>
+      <w:proofErr w:type="gramEnd"/>
+      <w:r>
+        <w:rPr>
+          <w:color w:val="2C2C2C"/>
+          <w:sz w:val="19"/>
+        </w:rPr>
+        <w:t xml:space="preserve"> $12M in new business over 30 months with $4M recurring revenue pipeline across cloud migration and data modernisation engagements</w:t>
       </w:r>
     </w:p>
     <w:p>
@@ -1122,6 +1396,7 @@
         <w:spacing w:before="40" w:after="40"/>
         <w:ind w:left="216"/>
       </w:pPr>
+      <w:proofErr w:type="gramStart"/>
       <w:r>
         <w:rPr>
           <w:b/>
@@ -1135,7 +1410,15 @@
           <w:color w:val="2C2C2C"/>
           <w:sz w:val="19"/>
         </w:rPr>
-        <w:t>Delivered marquee wins at Barclays (BCBS 239 · Netezza/Informatica → Databricks · data lineage), Danske Bank (SAS/Mainframe → Databricks), and Swisscom (Teradata/Informatica modernisation)</w:t>
+        <w:t>Delivered</w:t>
+      </w:r>
+      <w:proofErr w:type="gramEnd"/>
+      <w:r>
+        <w:rPr>
+          <w:color w:val="2C2C2C"/>
+          <w:sz w:val="19"/>
+        </w:rPr>
+        <w:t xml:space="preserve"> marquee wins at Barclays (BCBS 239 · Netezza/Informatica → Databricks · data lineage), Danske Bank (SAS/Mainframe → Databricks), and Swisscom (Teradata/Informatica modernisation)</w:t>
       </w:r>
       <w:r>
         <w:rPr>

--- a/docs/resume/amit-dixit.docx
+++ b/docs/resume/amit-dixit.docx
@@ -70,7 +70,7 @@
                 <w:color w:val="C96A1A"/>
                 <w:sz w:val="26"/>
               </w:rPr>
-              <w:t>Principal Presales Architect</w:t>
+              <w:t>Principal Architect</w:t>
             </w:r>
             <w:r>
               <w:rPr>
@@ -1239,7 +1239,15 @@
                 <w:color w:val="0A1628"/>
                 <w:sz w:val="22"/>
               </w:rPr>
-              <w:t>Lead Presales Architect</w:t>
+              <w:t>Principal</w:t>
+            </w:r>
+            <w:r>
+              <w:rPr>
+                <w:b/>
+                <w:color w:val="0A1628"/>
+                <w:sz w:val="22"/>
+              </w:rPr>
+              <w:t xml:space="preserve"> Architect</w:t>
             </w:r>
             <w:r>
               <w:rPr>
